--- a/example_articles/setting/Urban/1.setting_Urban_New_York_Times.docx
+++ b/example_articles/setting/Urban/1.setting_Urban_New_York_Times.docx
@@ -29,17 +29,17 @@
     </w:p>
     <w:p>
       <w:r>
-        <w:t>Source File: NYT/47.DOCX</w:t>
+        <w:t>Source file: NYT/47.DOCX</w:t>
       </w:r>
     </w:p>
     <w:p>
       <w:r>
-        <w:t>Raw locations result: ['Romania']</w:t>
+        <w:t>Raw locations result, 'locations': ['Romania']</w:t>
       </w:r>
     </w:p>
     <w:p>
       <w:r>
-        <w:t>setting_stand_flat (Standardized): Urban</w:t>
+        <w:t>Standardized locations result, 'setting_stand_flat': Urban</w:t>
       </w:r>
     </w:p>
     <w:p>

--- a/example_articles/setting/Urban/1.setting_Urban_New_York_Times.docx
+++ b/example_articles/setting/Urban/1.setting_Urban_New_York_Times.docx
@@ -7,9 +7,9 @@
         <w:pStyle w:val="Heading1"/>
       </w:pPr>
       <w:r>
-        <w:t>Upheaval in the East: Czechoslovakia;</w:t>
+        <w:t>THE 1990 CAMPAIGN;</w:t>
         <w:br/>
-        <w:t>In Choice of Ambassadors, Prague Leans Toward the Symbolic</w:t>
+        <w:t>Hawaii Race Tests Democratic Hold - Correction Appended</w:t>
       </w:r>
     </w:p>
     <w:p>
@@ -19,22 +19,22 @@
     </w:p>
     <w:p>
       <w:r>
-        <w:t>Date: 1990-02-15</w:t>
+        <w:t>Date: 1990-11-23</w:t>
       </w:r>
     </w:p>
     <w:p>
       <w:r>
-        <w:t>Section: Section A; Page 19, Column 1; Foreign Desk</w:t>
+        <w:t>Section: Section D;; Section D; Page 22; Column 1; National Desk; Column 1;</w:t>
       </w:r>
     </w:p>
     <w:p>
       <w:r>
-        <w:t>Source file: NYT/47.DOCX</w:t>
+        <w:t>Source file: NYT/50.DOCX</w:t>
       </w:r>
     </w:p>
     <w:p>
       <w:r>
-        <w:t>Raw locations result, 'locations': ['Romania']</w:t>
+        <w:t>Raw locations result, 'locations': ['Hawaii']</w:t>
       </w:r>
     </w:p>
     <w:p>
@@ -51,67 +51,112 @@
     </w:p>
     <w:p>
       <w:r>
-        <w:t>Rudolf Slansky, a disenchanted former Communist whose father, the General Secretary of the party, was hanged in 1952 after a Stalinist show trial, has been appointed Ambassador to the Soviet Union.</w:t>
+        <w:t>Two former schoolteachers are in a tight but polite race to represent Hawaii in the United States Senate, and the results may teach something of a lesson about the future of the politically remote and inbred but fast-changing island state.</w:t>
         <w:br/>
-        <w:t>''It is an excellent idea,'' President Vaclav Havel said in an interview, approving Foreign Minister Jiri Dienstbier's nominee. ''It is exactly in my symbolic and metaphoric way of political thinking.''</w:t>
+        <w:t>From the lush rain forests of the Big Island of Hawaii to the ranches of Niihau 350 miles west across the South Pacific, the biggest political question of the year is whether Representative Patricia Saiki, a popular moderate Republican from Honolulu, can break years of Democratic control of Hawaii politics and beat an equally popular Democrat, Senator Daniel K. Akaka, a Congressman appointed to the Senate last spring when Senator Spark M. Matsunaga died.</w:t>
         <w:br/>
-        <w:t>Not much less symbolic of Czechoslovakia's radical reorientation of its foreign policy, which until the overthrow of the Communist leadership last December was dictated by the Soviet Union and consistently hostile to the United States, was the appointment of Rita Klimova as Ambassador to Washington.</w:t>
-        <w:br/>
-        <w:t>Mrs. Klimova owes her survival to the asylum that the United States gave her and her family in 1939, after Germany seized Czechoslovakia. Her father, the late Stanislav Budin, was a noted Communist journalist, and because they were Jews, all the family's lives were at risk.</w:t>
+        <w:t>A victory for Ms. Saiki, the only Republican ever elected to the House of Representatives from Hawaii, would underscore the growing political influence of Caucasians, many of them retirees who have migrated from the mainland, who now account for a third of the Hawaii vote. Ms. Saiki offers a lively brand of compassionate Republicanism that appeals to them. And, as a Japanese-American woman, she has also made deep inroads into the traditionally Democratic "A.J.A.," local shorthand for Americans of Japanese ancestry, about 30 percent of the vote, and women.</w:t>
         <w:br/>
         <w:t xml:space="preserve"> </w:t>
         <w:br/>
-        <w:t>Deep Anti-Semitism</w:t>
+        <w:t>'Very Close Race'</w:t>
         <w:br/>
-        <w:t>The elder Slansky, also named Rudolf, was chief defendant in a trial that occurred at the height of Stalin's drive against Jews and was marked by virulent anti-Semitism. Mr. Slansky and virtually all his co-defendants were Jews. He was falsely condemned as a Zionist and ''imperialist'' agent.</w:t>
+        <w:t xml:space="preserve"> But Senator Akaka is no pushover, with his deep roots in the Democratic machine that has long dominated Hawaii politics and with his strong backing from labor unions and native Hawaiians. His strongholds include the non-urban parts of Oahu, the island that includes Honolulu, and all the rest of the state, the so-called Neighbor Islands of Maui, Kauai, Molokai, Lanai and Hawaii.</w:t>
         <w:br/>
-        <w:t>The new Ambassador spent the war years in the United States, where his father served as an international Communist functionary. He joined the Communist Party even after his father's execution, because he believed the idea of communism to be purer than Communists.</w:t>
+        <w:t>Until recently, Ms. Saiki appeared to be headed for victory, but the budget turmoil in Washington seems to have hurt her along with many other Republicans. "It's a very close race," said D. G. (Andy) Anderson, chairman of the Republican Party of Hawaii. "We were riding high two weeks ago with an eight-point lead. That got eroded with the nonsense in Washington, and we fell back to a dead heat. About a week ago, we began to move up again."</w:t>
         <w:br/>
-        <w:t>Mrs. Klimova was also a Communist - ''very fanatical, I might even say'' - and both the new Ambassadors were purged from the party after the Soviet-led invasion in 1968, which they condemned. They were enthusiastic supporters of the reforms that brought on the invasion and dissidents until the peaceful revolution of last autumn.</w:t>
+        <w:t>The latest public opinion poll, taken early last week for KGMB-TV News in Honolulu, put the race at 45 percent for Ms. Saiki, 43 percent for Mr. Akaka. The poll, of 1,200 voters, had a margin of sampling error of three percentage points.</w:t>
         <w:br/>
-        <w:t>Last November and December, Mrs. Klimova served as the voice of Civic Forum, the movement that led the overthrow of the Communist Government. She was the interpreter at the many news conferences in which Mr. Havel and his supporters proclaimed the goals of their movement.</w:t>
-        <w:br/>
-        <w:t>The future Ambassador was regarded as more than a mere interpreter of the opposition's words into her fluent English, which bears the stamp of her formative years on New York's Upper West Side, together with the lilt of Czech singsong. By her tone of voice and her expressive features, the 58-year-old former economics lecturer added drama and conviction to words that stirred her and disdain to questions that she deemed unsympathetic.</w:t>
+        <w:t>Two-thirds of the 11 percent undecided were either Caucasian or A.J.A., which was widely taken as good news for the Republican, who was also hoping for a boost from President Bush's visit to Honolulu last weekend.</w:t>
         <w:br/>
         <w:t xml:space="preserve"> </w:t>
         <w:br/>
-        <w:t>'Embassy About-Face'</w:t>
+        <w:t>Candidates Were Away</w:t>
         <w:br/>
-        <w:t>Mrs. Klimova is expected to have the easier task of the two. ''My main job will be to make the embassy about-face,'' she said as she sorted a chaos of papers in her apartment a few days before her departure on Feb. 12. ''It was concerned primarily with making Americans uninterested in Czechoslovakia and keeping them out of this country.''</w:t>
+        <w:t xml:space="preserve"> "There are great demographic changes in Hawaii," said Senator Akaka's campaign manager, Kam Kuwata. "We cannot assume how the new voters will go. The A.J.A. has been the base of the Democratic vote. Both campaigns are figuring out how to get to those voters. The election comes down to a call to arms for Democrats."</w:t>
         <w:br/>
-        <w:t>Mr. Slansky's assignment will be more delicate. ''The great issue is to finish changing our relationship from unequal to equal,'' he said. The difficult present negotiations over Czechoslovak demands that the Soviet Army withdraw illustrate the difficulties of the 55-year-old Mr. Slansky's mission.</w:t>
+        <w:t>For all the interest in the race, it has been run largely without either of the candidates. Stuck 6,000 miles away in Washington to fight the budget wars, both finally returned to the state last weekend and began barnstorming.</w:t>
         <w:br/>
-        <w:t>The Ambassador acknowledged ''mixed feelings'' over what lies ahead. But he emphasized that despite the personal and political harm he suffered under earlier Soviet leaders, he bore no resentment to the nation and its present head.</w:t>
+        <w:t>Issues aside, the race is so close that the outcome will probably turn on whether the Democratic grass-roots operation can turn out its vote, said Jack M. Seigle, a veteran political strategist who is helping Governor John Waihee 3d, a Democrat, in his re-election campaign.</w:t>
+        <w:br/>
+        <w:t>"Unlike other Republicans, she does cut into the Democratic establishment," said Mr. Seigle, who nonetheless gives the race to Mr. Akaka "by a whisker."</w:t>
         <w:br/>
         <w:t xml:space="preserve"> </w:t>
         <w:br/>
-        <w:t>Deep Ties to Moscow</w:t>
+        <w:t>Addressing Island Bombing</w:t>
         <w:br/>
-        <w:t>''I have of course a personal attitude toward the Soviet Union, but I never linked what Soviet leaders do or what happened to my family to the Soviet people,'' he said, in slow but exact English. ''I always made that difference.'' Whatever his sentiments toward those who decided the invasion of 1968, he said, ''I didn't hate the soldiers on the tanks.''</w:t>
+        <w:t xml:space="preserve"> Both candidates agree on most of the gut Hawaiian issues, like ending the military bombing of the tiny volcanic island of Kahoolawe, off Maui. For years now, the Marines and even the Japanese and Australian air forces have used the uninhabited tropical island for target practice, regularly shattering nerves in Maui, less than five miles across the choppy Alalakeiki Channel, and providing Hawaii politicians with a sure-fire issue.</w:t>
         <w:br/>
-        <w:t>Mr. Slansky said that above all the Soviet Union must be seen as a superpower on the border. ''Our contacts with that country are part of our lives,'' he said. ''We need to look at it very realistically, not emotionally. Emotionally is possible, but not useful.''</w:t>
+        <w:t>Senator Akaka scored first about three weeks ago by writing into the military appropriations bill a measure that would return Kahoolawe to state control and establish a commission to oversee cleaning it up. The island and nearby waters are studded with unexploded bombs and missiles.</w:t>
         <w:br/>
-        <w:t>Mr. Slansky said his reflections after the invasion led him to speak for pragmatism instead of political dogma. ''The lesson that I learned was that democracy is completely incompatible with rule by one, totalitarian party, even if people in it have good intentions.'' he said. ''A pluralistic political system is the only way.''</w:t>
+        <w:t>Soon after, Ms. Saiki got a quick boost from President Bush, who ordered an immediate halt to the bombing and promised to set up a commission to study the island's eventual fate.</w:t>
         <w:br/>
-        <w:t>An economist, Mr. Slansky stressed the importance of relations with the country with which Czechoslovakia does 40 percent of its trade. While Prague is seeking to reorient exports to capitalist countries, the Ambassador said its national interest required that it remain on good trading terms with the country that provides 87 percent of its energy needs and most raw materials.</w:t>
+        <w:t>The female vote, meanwhile, is uncertain. In an unusual split, the national office of the National Organization for Women endorsed Ms. Saiki, but the local Hawaii chapter endorsed Mr. Akaka.</w:t>
         <w:br/>
-        <w:t>''We need the Soviet Union more than it needs us,'' he said. ''Our interest is to have the best possible relations, politically and economically.''</w:t>
+        <w:t>In her final television commercials and appearances, Ms. Saiki has tried to differentiate herself from Senator Akaka by stressing that she voted against the recent budget and tax legislation."My recent no vote on the tax bill has been a point of great interest among my constituents," she said in a telephone interview from her car while racing to Honolulu airport to catch a plane to Hilo Wednesday morning.</w:t>
+        <w:br/>
+        <w:t>"They feel very resentful about having their taxes increased," she said. "Our cost of living is 30 percent higher than the rest of the nation. People on fixed income feel the pinch." As the only Republican from Hawaii in Congress, she also stresses her "access" to the Republican Administration.</w:t>
         <w:br/>
         <w:t xml:space="preserve"> </w:t>
         <w:br/>
-        <w:t>Aid From Washington</w:t>
+        <w:t>Emphasizing Ties to Liberals</w:t>
         <w:br/>
-        <w:t>Mrs. Klimova hopes to attract American educational and technological assistance, as well as investment. Speaking of Secretary of State James A. Baker 3d's visit last week, she said: ''We told Baker that for the previous Government, the exchanges specified in our cultural and technological agreement were the ceiling. Now we would like to perceive this as the floor.''</w:t>
+        <w:t xml:space="preserve"> For his part, Senator Akaka has been stressing his ties to the liberal Democratic establishment and support for working-class values.By voting for the budget bill, Mr. Akaka says, he was doing his job, biting the bullet and making the hard decisions needed to cut the deficit by increasing the tax burden on wealthier people.</w:t>
         <w:br/>
-        <w:t>The Ambassador was married to Zdenek Mlynar, a top Communist official until he, too, became a dissident and was expelled to Austria. Mr. Mlynar was a friend of Mikhail S. Gorbachev during their student days in Moscow.</w:t>
+        <w:t>On campaign stops, he has criticized Ms. Saiki, saying she was putting off reckoning with that problem. Although Mr. Akaka could not be reached for comment, Mr. Kuwata, his campaign manager, said, "Saiki has not offered any program on how she would reduce the budget deficit."</w:t>
         <w:br/>
-        <w:t>''Whenever he went to visit Moscow, I bought shirts and shoes for Gorbachev here for him to take along,'' she recalled. Mrs. Klimova, who has two children and one grandchild, was widowed after her second marriage.</w:t>
+        <w:t>Ms. Saiki is strongest in urban Honolulu, and so is spending most of the remainder of the campaign touring the Neighbor Islands, the district Mr. Akaka used to represent in the House. Mr. Akaka is spending the bulk of his time in Hololulu, his weak spot.</w:t>
         <w:br/>
-        <w:t>Her commitment to Communism, which made her interrupt her education to work for a year in a factory after her return from the United States in 1946, ''to get close to the working class,'' weakened while she taught the history of economic thought at Charles University in the 1960's.</w:t>
+        <w:t>The Republican had far more cash on hand, $379,000, compared with Mr. Akaka's $166,000, as of Oct. 21. So the question is whether that cash can overcome the traditional deep-rooted pull of the Democratic Party on the voters of Hawaii and put a Republican in the Senate.</w:t>
         <w:br/>
-        <w:t>Ousted as a lecturer after the invasion, she was relegated to the university's accounting office and finally dismissed. She earned a living for herself and her children as a simultaneous interpreter. But when the Charter 77 dissident movement was born she was reduced to written translating only, until she re-emerged as the English voice of the Civic Forum movement.</w:t>
+        <w:t xml:space="preserve"> </w:t>
         <w:br/>
-        <w:t>''My English saved my life,'' the Ambassador said.</w:t>
+        <w:t>THE 1990 CAMPAIGN</w:t>
+        <w:br/>
+        <w:t xml:space="preserve"> </w:t>
+        <w:br/>
+        <w:t>Hawaii</w:t>
+        <w:br/>
+        <w:t xml:space="preserve"> </w:t>
+        <w:br/>
+        <w:t>SENATE RACE</w:t>
+        <w:br/>
+        <w:t xml:space="preserve"> </w:t>
+        <w:br/>
+        <w:t>Democrate: Daniel K. Akaka, 56</w:t>
+        <w:br/>
+        <w:t>Republican: Patricia Saiki, 60</w:t>
+        <w:br/>
+        <w:t xml:space="preserve"> </w:t>
+        <w:br/>
+        <w:t>ANALYSIS</w:t>
+        <w:br/>
+        <w:t xml:space="preserve"> </w:t>
+        <w:br/>
+        <w:t>Republicans have a good chance to elect one of their own in heavily Democratic Hawaii. Ms. Saiki, a moderate Republican appealing to Caucasian newcomers and the Japanese-American population, is running neck and neck with Mr. Akaka, a long-time Congressman with ties to the traditional democratic and union political apparatus. Some see this as a battle between the old and the new Hawaii.</w:t>
+        <w:br/>
+        <w:t xml:space="preserve"> </w:t>
+        <w:br/>
+        <w:t>REGISTERED VOTERS</w:t>
+        <w:br/>
+        <w:t xml:space="preserve"> </w:t>
+        <w:br/>
+        <w:t>Total voters: 453,389 (Hawaii does not register by party).</w:t>
+        <w:br/>
+        <w:t xml:space="preserve"> </w:t>
+        <w:br/>
+        <w:t>LATEST POLL RESULTS</w:t>
+        <w:br/>
+        <w:t xml:space="preserve"> </w:t>
+        <w:br/>
+        <w:t>A survey of 1,200 voters taken for KGMB-TV News put Ms. Saiki ahead, 45 percent to 43 percent for Mr. Akaka. The margin of error was plus or minus three percentage points.</w:t>
+        <w:br/>
+        <w:t>Correction</w:t>
+        <w:br/>
+        <w:br/>
+        <w:t>An article on Nov. 1 about the Senate campaign in Hawaii gave incomplete credit for a public opinion poll. The poll was sponsored by KGMB-TV and The Honolulu Star-Bulletin.</w:t>
+        <w:br/>
+        <w:t>Correction-Date: November 23, 1990, Thursday, Late Edition - Final</w:t>
         <w:br/>
         <w:br/>
         <w:t>Graphic</w:t>
@@ -119,7 +164,7 @@
         <w:br/>
         <w:t xml:space="preserve"> </w:t>
         <w:br/>
-        <w:t>Photos: Rudolf Slansky has been appointed Czechoslovakia's Ambassador to the Soviet Union. (Liba Taylor); Rita Klimova, the new Czechoslovak Ambassador to the United States, opening mail yesterday at her office in Washington. (The New York Times/Paul Hosefros)</w:t>
+        <w:t>Photos: Representative Patricia Saiki, a Republican candidate for Senate in Hawaii, campaigning in Honolulu.; Senator Daniel K. Akaka, Democratic incumbent, speaking to supporters at his Honolulu campaign headquarters after a trip to Washington. (Photographs by Associated Press for The New York Times)</w:t>
       </w:r>
     </w:p>
     <w:sectPr>

--- a/example_articles/setting/Urban/1.setting_Urban_New_York_Times.docx
+++ b/example_articles/setting/Urban/1.setting_Urban_New_York_Times.docx
@@ -7,9 +7,9 @@
         <w:pStyle w:val="Heading1"/>
       </w:pPr>
       <w:r>
-        <w:t>THE 1990 CAMPAIGN;</w:t>
+        <w:t>FILM;</w:t>
         <w:br/>
-        <w:t>Hawaii Race Tests Democratic Hold - Correction Appended</w:t>
+        <w:t>For His New Film, Hanif Kureishi Reaches for a 'Beautiful Laundrette'</w:t>
       </w:r>
     </w:p>
     <w:p>
@@ -19,22 +19,22 @@
     </w:p>
     <w:p>
       <w:r>
-        <w:t>Date: 1990-11-23</w:t>
+        <w:t>Date: 1992-08-02</w:t>
       </w:r>
     </w:p>
     <w:p>
       <w:r>
-        <w:t>Section: Section D;; Section D; Page 22; Column 1; National Desk; Column 1;</w:t>
+        <w:t>Section: Section 2;; Section 2; Page 16; Column 3; Arts &amp; Leisure Desk; Column 3;; Biography</w:t>
       </w:r>
     </w:p>
     <w:p>
       <w:r>
-        <w:t>Source file: NYT/50.DOCX</w:t>
+        <w:t>Source file: NYT/52.DOCX</w:t>
       </w:r>
     </w:p>
     <w:p>
       <w:r>
-        <w:t>Raw locations result, 'locations': ['Hawaii']</w:t>
+        <w:t>Raw locations result, 'locations': ['England', 'United Kingdom']</w:t>
       </w:r>
     </w:p>
     <w:p>
@@ -51,112 +51,49 @@
     </w:p>
     <w:p>
       <w:r>
-        <w:t>Two former schoolteachers are in a tight but polite race to represent Hawaii in the United States Senate, and the results may teach something of a lesson about the future of the politically remote and inbred but fast-changing island state.</w:t>
+        <w:t>In a large house in Notting Hill a stately white mansion that has obviously seen better days -- technicians bashed a hole in the living room, trying to attach a bike to the ceiling.</w:t>
         <w:br/>
-        <w:t>From the lush rain forests of the Big Island of Hawaii to the ranches of Niihau 350 miles west across the South Pacific, the biggest political question of the year is whether Representative Patricia Saiki, a popular moderate Republican from Honolulu, can break years of Democratic control of Hawaii politics and beat an equally popular Democrat, Senator Daniel K. Akaka, a Congressman appointed to the Senate last spring when Senator Spark M. Matsunaga died.</w:t>
+        <w:t>"I wrote this scene in a pub," said Hanif Kureishi gleefully, admiring the pandemonium from the comfort of a sofa. He was clearly enjoying the trouble he had caused. The prop was for a hallucination scene in "London Kills Me," Mr. Kureishi's third screenplay and his directorial debut. The film opens in New York on Friday.</w:t>
         <w:br/>
-        <w:t>A victory for Ms. Saiki, the only Republican ever elected to the House of Representatives from Hawaii, would underscore the growing political influence of Caucasians, many of them retirees who have migrated from the mainland, who now account for a third of the Hawaii vote. Ms. Saiki offers a lively brand of compassionate Republicanism that appeals to them. And, as a Japanese-American woman, she has also made deep inroads into the traditionally Democratic "A.J.A.," local shorthand for Americans of Japanese ancestry, about 30 percent of the vote, and women.</w:t>
+        <w:t>Half-English, half-Pakistani, Hanif Kureishi (pronounced Ha-NEEF Ku-REE-shee) is a playwright, screenwriter, novelist, essayist. He is also a provocateur who once described England as "an intolerant, racist, homophobic, narrow-minded, authoritarian rat hole."</w:t>
         <w:br/>
-        <w:t xml:space="preserve"> </w:t>
+        <w:t>Glamour, of a street-smart variety, surrounds Mr. Kureishi. He likes to affect the outlaw image: the fashionable ponytail, the black leather jacket, the beer in a bottle, not a glass.  Some in the film world call him the Spike Lee of England. Asked about the comparison, Mr. Kureishi shrugged. "We don't really have that much in common, except that he's a black man in a white society, and I'm a brown man in a white society, and we're both young."</w:t>
         <w:br/>
-        <w:t>'Very Close Race'</w:t>
+        <w:t>In America, Mr. Kureishi, who is 37 years old, is probably best known for having written "My Beautiful Laundrette," a film that seemed to come out of nowhere, a splattered cinematic canvas of Asian immigrant London circa mid-Thatcher. "Laundrette" was a long shot that came in first. Along with "Chariots of Fire," it is perhaps the most emblematic of all the films that Britain produced in the 80's. "Laundrette" is the flip side of the stiff-upper-lip "Chariots," showing the story of a homosexual relationship between a young Pakistani and a white Cockney who open a swank laundromat in a London slum.</w:t>
         <w:br/>
-        <w:t xml:space="preserve"> But Senator Akaka is no pushover, with his deep roots in the Democratic machine that has long dominated Hawaii politics and with his strong backing from labor unions and native Hawaiians. His strongholds include the non-urban parts of Oahu, the island that includes Honolulu, and all the rest of the state, the so-called Neighbor Islands of Maui, Kauai, Molokai, Lanai and Hawaii.</w:t>
+        <w:t>"Laundrette" remains the standard for the dream product: a low-cost slice-of-life drama that found an audience all over the world. Made on a budget of $860,000, it grossed $5 million in the United States alone, which is big box office for an independent film. "Laundrette" also introduced two other talents to the American public: the director Stephen Frears, who went on to make "Dangerous Liaisons" and "The Grifters," and Daniel Day Lewis, who won the best-actor Academy Award for "My Left Foot."</w:t>
         <w:br/>
-        <w:t>Until recently, Ms. Saiki appeared to be headed for victory, but the budget turmoil in Washington seems to have hurt her along with many other Republicans. "It's a very close race," said D. G. (Andy) Anderson, chairman of the Republican Party of Hawaii. "We were riding high two weeks ago with an eight-point lead. That got eroded with the nonsense in Washington, and we fell back to a dead heat. About a week ago, we began to move up again."</w:t>
+        <w:t>But neither of these big names is involved with "London Kills Me"; Mr. Kureishi was on his own. He gazed up at the ominous-looking hole. "What if the ceiling falls in?" he asked one of the technicians.</w:t>
         <w:br/>
-        <w:t>The latest public opinion poll, taken early last week for KGMB-TV News in Honolulu, put the race at 45 percent for Ms. Saiki, 43 percent for Mr. Akaka. The poll, of 1,200 voters, had a margin of sampling error of three percentage points.</w:t>
+        <w:t>"I've got a dustpan and brush downstairs, Hanif."</w:t>
         <w:br/>
-        <w:t>Two-thirds of the 11 percent undecided were either Caucasian or A.J.A., which was widely taken as good news for the Republican, who was also hoping for a boost from President Bush's visit to Honolulu last weekend.</w:t>
+        <w:t>Mr. Kureishi smiled at the joke. Orson Welles once called film making the greatest toy-train set in the world, and Mr. Kureishi was obviously relishing his new toy. Some years ago, when he was asked if he had any aspirations to direct, he replied, "No, it's too bloody difficult, too much organization. All of those people you have to be nice to. It's a strain." But here he was, on the second day of a scheduled 38-day shoot, being nice to people, organized, dealing with the strain.</w:t>
         <w:br/>
-        <w:t xml:space="preserve"> </w:t>
+        <w:t>The cast of unknowns were mostly in their early 20's, and they treated the quiet Mr. Kureishi as a hip, friendly teacher, or maybe an older brother. He doesn't look like a film director; short and compactly built, he has long black hair and gentle, soft black eyes. His face is angelic, but he is slow to smile and slower to laugh, often affecting the kind of puzzled expression and crooked grin one sees in pouting children and hurt dogs.</w:t>
         <w:br/>
-        <w:t>Candidates Were Away</w:t>
+        <w:t>Not everything Mr. Kureishi has written, ranging from stage plays and screenplays to essays, stories and a novel, has been a striking success, but the title of his new film is certainly ironic in light of his own career. London hasn't killed Mr. Kureishi at all -- it has practically fallen at his feet. After the critical and commercial success of "Laundrette" (which earned him an Oscar nomination for best original screenplay), he was given an artistic blank check for his next film, "Sammy and Rosie Get Laid" (1987), which explored conservatism's collision with sexual liberation.</w:t>
         <w:br/>
-        <w:t xml:space="preserve"> "There are great demographic changes in Hawaii," said Senator Akaka's campaign manager, Kam Kuwata. "We cannot assume how the new voters will go. The A.J.A. has been the base of the Democratic vote. Both campaigns are figuring out how to get to those voters. The election comes down to a call to arms for Democrats."</w:t>
+        <w:t>Although the movie was a commercial and critical failure, it further established Mr. Kureishi as a writer of vision. He has consistently challenged the Merchant Ivory-Masterpiece Theater view of England as a country of white people with good accents eating strawberries, playing cricket and going fox hunting. Mr. Kureishi's England is a land of immigrants, gays, punks, drug dealers and race riots. His novel, "The Buddha of Suburbia," depicts an England unsure of how to assimilate its immigrants -- and immigrants unsure whether they want to be assimilated. The book has been translated into 23 languages.</w:t>
         <w:br/>
-        <w:t>For all the interest in the race, it has been run largely without either of the candidates. Stuck 6,000 miles away in Washington to fight the budget wars, both finally returned to the state last weekend and began barnstorming.</w:t>
+        <w:t>"London Kills Me," unlike Mr. Kureishi's other screenplays, doesn't feature race as an issue; the film is about a young white street urchin called Clint Eastwood who meets up with a gang of white drug dealers and moves into a squat, or house, with them in Notting Hill. Clint wants to go straight but needs a pair of shoes to get a job. "About two years ago, I met this guy in Notting Hill who didn't have a pair of shoes," Mr. Kureishi explained. "He'd stolen a pair from someone in his squat, but they'd found out, so he had to give them back. It seemed sort of funny and pathetic to me -- that all he needed was a pair of shoes."</w:t>
         <w:br/>
-        <w:t>Issues aside, the race is so close that the outcome will probably turn on whether the Democratic grass-roots operation can turn out its vote, said Jack M. Seigle, a veteran political strategist who is helping Governor John Waihee 3d, a Democrat, in his re-election campaign.</w:t>
+        <w:t>But the film is not about footware. "Drugs are high-risk capitalism," the director said, speaking the kind of lines he is apt to give his characters. "Ecstasy was the ultimate Thatcherite drug, because you could get blissed out on the weekend and still go to work Monday morning. Not like LSD. The kids around Portobello Road are into the 60's scene without the politics, just the culture. It's all about hedonism. The squatting scene is massive. So it was those two themes -- of young homelessness and drugs -- that came together in the film."</w:t>
         <w:br/>
-        <w:t>"Unlike other Republicans, she does cut into the Democratic establishment," said Mr. Seigle, who nonetheless gives the race to Mr. Akaka "by a whisker."</w:t>
+        <w:t>The house the producers found is a former meditation center about to undergo complete renovation. "London Kills Me" turned it into a cinematic squat, with unintelligible graffiti spray-painted on the walls, mirrors smashed, the carpets trashed. Budgeted at $3 million, the production is clearly on the low end of the scale.</w:t>
         <w:br/>
-        <w:t xml:space="preserve"> </w:t>
+        <w:t>"People will probably say the film is arrogant," Mr. Kureishi said. What do critics say about him? "His eagerness to shock is almost endearing," wrote James Wolcott in Vanity Fair. "Kureishi is a bourgeois-basher afraid of being branded bourgeois."</w:t>
         <w:br/>
-        <w:t>Addressing Island Bombing</w:t>
+        <w:t>Mr. Kureishi, whose novel won the Whitbread Prize for the best British fiction debut of 1990, has been praised by his friend Salman Rushdie, but, like Mr. Rushdie, he is not the most admired writer in the British Asian community. The loudest critics of "My Beautiful Laundrette" were Asians. In New York, members of the Pakistani Action Committee, angry about the film's depiction of their fellow nationals, picketed its release, waving placards with such slogans as " 'My Beautiful Laundrette' is the creation of a sick and perverted mind."</w:t>
         <w:br/>
-        <w:t xml:space="preserve"> Both candidates agree on most of the gut Hawaiian issues, like ending the military bombing of the tiny volcanic island of Kahoolawe, off Maui. For years now, the Marines and even the Japanese and Australian air forces have used the uninhabited tropical island for target practice, regularly shattering nerves in Maui, less than five miles across the choppy Alalakeiki Channel, and providing Hawaii politicians with a sure-fire issue.</w:t>
+        <w:t>Although Muslim characters are written about sympathetically in his novel, Mr. Kureishi said that he was brought up as an atheist. Born in 1954 to a working-class English mother and a middle-class Pakistani journalist, he grew up in the south London middle-class suburb of Bromley. "I was brought up really as an English child," he said. "My father was very Westernized -- he wasn't a practicing Muslim, for example, didn't believe in arranged marriages or practices that would have conflicted with what was around us. I wasn't influenced by Asian culture at all."</w:t>
         <w:br/>
-        <w:t>Senator Akaka scored first about three weeks ago by writing into the military appropriations bill a measure that would return Kahoolawe to state control and establish a commission to oversee cleaning it up. The island and nearby waters are studded with unexploded bombs and missiles.</w:t>
+        <w:t>There were few Asians in the Bromley area then. "It was a very worrying time," said Mr. Kureishi's father, Rafiushan, in an interview during the shooting of "London Kills Me." (Rafiushan Kureishi died last January.) "The English nature is to not say anything openly, but to keep it under. But people became outspoken about race -- they gave you a hassle when you went out." The senior Kureishi, perhaps his son's greatest champion, remembered the young Hanif as being "very difficult and extremely rude at times. He could be very arrogant."</w:t>
         <w:br/>
-        <w:t>Soon after, Ms. Saiki got a quick boost from President Bush, who ordered an immediate halt to the bombing and promised to set up a commission to study the island's eventual fate.</w:t>
+        <w:t>Having come of age in the late 60's, the director has put that era's anti-authoritarian sensibility into much of his work. The land squatters in "Sammy and Rosie" could be living in a 60's commune. Characters speak as if they're in a psychedelic Roger Corman film ("This stuff will chill you, man. Just tip it on your tongue . . . .") And the drug dealers in "London Kills Me" could have been Ken Kesey's Merry Pranksters hot off the bus.</w:t>
         <w:br/>
-        <w:t>The female vote, meanwhile, is uncertain. In an unusual split, the national office of the National Organization for Women endorsed Ms. Saiki, but the local Hawaii chapter endorsed Mr. Akaka.</w:t>
+        <w:t>Of his new film, Mr. Kureishi said, "There'll be a lot of people who'll be expecting something which is much bigger and more complicated, I suppose, more ambitious."</w:t>
         <w:br/>
-        <w:t>In her final television commercials and appearances, Ms. Saiki has tried to differentiate herself from Senator Akaka by stressing that she voted against the recent budget and tax legislation."My recent no vote on the tax bill has been a point of great interest among my constituents," she said in a telephone interview from her car while racing to Honolulu airport to catch a plane to Hilo Wednesday morning.</w:t>
-        <w:br/>
-        <w:t>"They feel very resentful about having their taxes increased," she said. "Our cost of living is 30 percent higher than the rest of the nation. People on fixed income feel the pinch." As the only Republican from Hawaii in Congress, she also stresses her "access" to the Republican Administration.</w:t>
-        <w:br/>
-        <w:t xml:space="preserve"> </w:t>
-        <w:br/>
-        <w:t>Emphasizing Ties to Liberals</w:t>
-        <w:br/>
-        <w:t xml:space="preserve"> For his part, Senator Akaka has been stressing his ties to the liberal Democratic establishment and support for working-class values.By voting for the budget bill, Mr. Akaka says, he was doing his job, biting the bullet and making the hard decisions needed to cut the deficit by increasing the tax burden on wealthier people.</w:t>
-        <w:br/>
-        <w:t>On campaign stops, he has criticized Ms. Saiki, saying she was putting off reckoning with that problem. Although Mr. Akaka could not be reached for comment, Mr. Kuwata, his campaign manager, said, "Saiki has not offered any program on how she would reduce the budget deficit."</w:t>
-        <w:br/>
-        <w:t>Ms. Saiki is strongest in urban Honolulu, and so is spending most of the remainder of the campaign touring the Neighbor Islands, the district Mr. Akaka used to represent in the House. Mr. Akaka is spending the bulk of his time in Hololulu, his weak spot.</w:t>
-        <w:br/>
-        <w:t>The Republican had far more cash on hand, $379,000, compared with Mr. Akaka's $166,000, as of Oct. 21. So the question is whether that cash can overcome the traditional deep-rooted pull of the Democratic Party on the voters of Hawaii and put a Republican in the Senate.</w:t>
-        <w:br/>
-        <w:t xml:space="preserve"> </w:t>
-        <w:br/>
-        <w:t>THE 1990 CAMPAIGN</w:t>
-        <w:br/>
-        <w:t xml:space="preserve"> </w:t>
-        <w:br/>
-        <w:t>Hawaii</w:t>
-        <w:br/>
-        <w:t xml:space="preserve"> </w:t>
-        <w:br/>
-        <w:t>SENATE RACE</w:t>
-        <w:br/>
-        <w:t xml:space="preserve"> </w:t>
-        <w:br/>
-        <w:t>Democrate: Daniel K. Akaka, 56</w:t>
-        <w:br/>
-        <w:t>Republican: Patricia Saiki, 60</w:t>
-        <w:br/>
-        <w:t xml:space="preserve"> </w:t>
-        <w:br/>
-        <w:t>ANALYSIS</w:t>
-        <w:br/>
-        <w:t xml:space="preserve"> </w:t>
-        <w:br/>
-        <w:t>Republicans have a good chance to elect one of their own in heavily Democratic Hawaii. Ms. Saiki, a moderate Republican appealing to Caucasian newcomers and the Japanese-American population, is running neck and neck with Mr. Akaka, a long-time Congressman with ties to the traditional democratic and union political apparatus. Some see this as a battle between the old and the new Hawaii.</w:t>
-        <w:br/>
-        <w:t xml:space="preserve"> </w:t>
-        <w:br/>
-        <w:t>REGISTERED VOTERS</w:t>
-        <w:br/>
-        <w:t xml:space="preserve"> </w:t>
-        <w:br/>
-        <w:t>Total voters: 453,389 (Hawaii does not register by party).</w:t>
-        <w:br/>
-        <w:t xml:space="preserve"> </w:t>
-        <w:br/>
-        <w:t>LATEST POLL RESULTS</w:t>
-        <w:br/>
-        <w:t xml:space="preserve"> </w:t>
-        <w:br/>
-        <w:t>A survey of 1,200 voters taken for KGMB-TV News put Ms. Saiki ahead, 45 percent to 43 percent for Mr. Akaka. The margin of error was plus or minus three percentage points.</w:t>
-        <w:br/>
-        <w:t>Correction</w:t>
-        <w:br/>
-        <w:br/>
-        <w:t>An article on Nov. 1 about the Senate campaign in Hawaii gave incomplete credit for a public opinion poll. The poll was sponsored by KGMB-TV and The Honolulu Star-Bulletin.</w:t>
-        <w:br/>
-        <w:t>Correction-Date: November 23, 1990, Thursday, Late Edition - Final</w:t>
+        <w:t>Faltering ambition has never been a problem with Mr. Kureishi. These days, however, following his father's death and a bout with back problems, he has decided to travel and take it easy for a while. Although he has no new projects planned, he has written a four-hour television adaptation of "The Buddha of Suburbia," which the BBC plans to film in September. This time, though, he is content to let someone else direct.</w:t>
         <w:br/>
         <w:br/>
         <w:t>Graphic</w:t>
@@ -164,7 +101,7 @@
         <w:br/>
         <w:t xml:space="preserve"> </w:t>
         <w:br/>
-        <w:t>Photos: Representative Patricia Saiki, a Republican candidate for Senate in Hawaii, campaigning in Honolulu.; Senator Daniel K. Akaka, Democratic incumbent, speaking to supporters at his Honolulu campaign headquarters after a trip to Washington. (Photographs by Associated Press for The New York Times)</w:t>
+        <w:t>Photos: Emer McCourt, left, and Steven Mackintosh in "London Kills Me"--The themes of drugs and homeless young people come together. Hanif Kureishi during the filming of "London Kills Me." (Photographs by New Line Cinema)</w:t>
       </w:r>
     </w:p>
     <w:sectPr>

--- a/example_articles/setting/Urban/1.setting_Urban_New_York_Times.docx
+++ b/example_articles/setting/Urban/1.setting_Urban_New_York_Times.docx
@@ -34,7 +34,7 @@
     </w:p>
     <w:p>
       <w:r>
-        <w:t>Raw locations result, 'locations': ['England', 'United Kingdom']</w:t>
+        <w:t>Raw locations result, 'locations': ['England']</w:t>
       </w:r>
     </w:p>
     <w:p>
